--- a/5th Term/Information systems and DB/Lab4/Lab4.2 Отчёт.docx
+++ b/5th Term/Information systems and DB/Lab4/Lab4.2 Отчёт.docx
@@ -463,73 +463,25 @@
           <w:szCs w:val="28"/>
           <w:lang w:eastAsia="ru-RU"/>
         </w:rPr>
-        <w:t>По варианту индивидуального задания создать функцию для формирования набора данных отчета. Выполнить тестирование функции.</w:t>
-      </w:r>
-    </w:p>
-    <w:p>
-      <w:pPr>
+        <w:t>Сформировать шаблон отчета по индивидуальному заданию</w:t>
+      </w:r>
+      <w:r>
         <w:rPr>
           <w:rFonts w:eastAsia="Times New Roman" w:cs="Times New Roman"/>
           <w:bCs/>
           <w:szCs w:val="28"/>
           <w:lang w:eastAsia="ru-RU"/>
         </w:rPr>
-      </w:pPr>
-    </w:p>
-    <w:p>
-      <w:pPr>
+        <w:t xml:space="preserve"> </w:t>
+      </w:r>
+      <w:r>
         <w:rPr>
           <w:rFonts w:eastAsia="Times New Roman" w:cs="Times New Roman"/>
           <w:bCs/>
           <w:szCs w:val="28"/>
           <w:lang w:eastAsia="ru-RU"/>
         </w:rPr>
-      </w:pPr>
-      <w:r>
-        <w:rPr>
-          <w:rFonts w:eastAsia="Times New Roman" w:cs="Times New Roman"/>
-          <w:b/>
-          <w:szCs w:val="28"/>
-          <w:lang w:eastAsia="ru-RU"/>
-        </w:rPr>
-        <w:t>Задание варианта</w:t>
-      </w:r>
-      <w:r>
-        <w:rPr>
-          <w:rFonts w:eastAsia="Times New Roman" w:cs="Times New Roman"/>
-          <w:bCs/>
-          <w:szCs w:val="28"/>
-          <w:lang w:eastAsia="ru-RU"/>
-        </w:rPr>
-        <w:t>:</w:t>
-      </w:r>
-    </w:p>
-    <w:p>
-      <w:pPr>
-        <w:rPr>
-          <w:rFonts w:eastAsia="Times New Roman" w:cs="Times New Roman"/>
-          <w:bCs/>
-          <w:szCs w:val="28"/>
-          <w:lang w:eastAsia="ru-RU"/>
-        </w:rPr>
-      </w:pPr>
-      <w:r>
-        <w:rPr>
-          <w:rFonts w:eastAsia="Times New Roman" w:cs="Times New Roman"/>
-          <w:bCs/>
-          <w:szCs w:val="28"/>
-          <w:lang w:eastAsia="ru-RU"/>
-        </w:rPr>
-        <w:t>Для номеров пар из заданного диапазона и заданного корпуса сформировать отчет с группировкой по дням недели и номеру пары. Для каждой группы строк вывести общее количество пар, количество студентов, резерв свободных мест, процент заполненности аудиторий</w:t>
-      </w:r>
-      <w:r>
-        <w:rPr>
-          <w:rFonts w:eastAsia="Times New Roman" w:cs="Times New Roman"/>
-          <w:bCs/>
-          <w:szCs w:val="28"/>
-          <w:lang w:eastAsia="ru-RU"/>
-        </w:rPr>
-        <w:t>.</w:t>
+        <w:t>лабораторной работы 4 часть 1.</w:t>
       </w:r>
     </w:p>
     <w:p>
@@ -626,9 +578,9 @@
           <w:lang w:eastAsia="ru-RU"/>
         </w:rPr>
         <w:drawing>
-          <wp:inline distT="0" distB="0" distL="0" distR="0" wp14:anchorId="05BF8145" wp14:editId="1ECEE43F">
-            <wp:extent cx="5040000" cy="1422000"/>
-            <wp:effectExtent l="19050" t="19050" r="27305" b="26035"/>
+          <wp:inline distT="0" distB="0" distL="0" distR="0" wp14:anchorId="05BF8145" wp14:editId="38425A06">
+            <wp:extent cx="4370070" cy="1232984"/>
+            <wp:effectExtent l="19050" t="19050" r="11430" b="24765"/>
             <wp:docPr id="17" name="Рисунок 17"/>
             <wp:cNvGraphicFramePr>
               <a:graphicFrameLocks xmlns:a="http://schemas.openxmlformats.org/drawingml/2006/main" noChangeAspect="1"/>
@@ -649,7 +601,7 @@
                   <pic:spPr>
                     <a:xfrm>
                       <a:off x="0" y="0"/>
-                      <a:ext cx="5040000" cy="1422000"/>
+                      <a:ext cx="4397768" cy="1240799"/>
                     </a:xfrm>
                     <a:prstGeom prst="rect">
                       <a:avLst/>
@@ -675,7 +627,7 @@
           <w:rFonts w:eastAsia="Times New Roman" w:cs="Times New Roman"/>
           <w:bCs/>
           <w:szCs w:val="28"/>
-          <w:lang w:eastAsia="ru-RU"/>
+          <w:lang w:val="en-US" w:eastAsia="ru-RU"/>
         </w:rPr>
       </w:pPr>
       <w:r>
@@ -690,16 +642,6 @@
       <w:r>
         <w:t xml:space="preserve"> </w:t>
       </w:r>
-    </w:p>
-    <w:p>
-      <w:pPr>
-        <w:rPr>
-          <w:rFonts w:eastAsia="Times New Roman" w:cs="Times New Roman"/>
-          <w:bCs/>
-          <w:szCs w:val="28"/>
-          <w:lang w:eastAsia="ru-RU"/>
-        </w:rPr>
-      </w:pPr>
     </w:p>
     <w:p>
       <w:pPr>
@@ -721,9 +663,9 @@
           <w:lang w:eastAsia="ru-RU"/>
         </w:rPr>
         <w:drawing>
-          <wp:inline distT="0" distB="0" distL="0" distR="0" wp14:anchorId="021716DD" wp14:editId="4AD4C4D2">
-            <wp:extent cx="5040000" cy="1566000"/>
-            <wp:effectExtent l="19050" t="19050" r="27305" b="15240"/>
+          <wp:inline distT="0" distB="0" distL="0" distR="0" wp14:anchorId="021716DD" wp14:editId="43A7E91A">
+            <wp:extent cx="4353444" cy="1352677"/>
+            <wp:effectExtent l="19050" t="19050" r="28575" b="19050"/>
             <wp:docPr id="8" name="Рисунок 8"/>
             <wp:cNvGraphicFramePr>
               <a:graphicFrameLocks xmlns:a="http://schemas.openxmlformats.org/drawingml/2006/main" noChangeAspect="1"/>
@@ -744,7 +686,7 @@
                   <pic:spPr>
                     <a:xfrm>
                       <a:off x="0" y="0"/>
-                      <a:ext cx="5040000" cy="1566000"/>
+                      <a:ext cx="4367405" cy="1357015"/>
                     </a:xfrm>
                     <a:prstGeom prst="rect">
                       <a:avLst/>
@@ -770,7 +712,7 @@
           <w:rFonts w:eastAsia="Times New Roman" w:cs="Times New Roman"/>
           <w:bCs/>
           <w:szCs w:val="28"/>
-          <w:lang w:eastAsia="ru-RU"/>
+          <w:lang w:val="en-US" w:eastAsia="ru-RU"/>
         </w:rPr>
       </w:pPr>
       <w:r>
@@ -785,17 +727,6 @@
       <w:r>
         <w:t xml:space="preserve"> </w:t>
       </w:r>
-    </w:p>
-    <w:p>
-      <w:pPr>
-        <w:ind w:firstLine="0"/>
-        <w:rPr>
-          <w:rFonts w:eastAsia="Times New Roman" w:cs="Times New Roman"/>
-          <w:bCs/>
-          <w:szCs w:val="28"/>
-          <w:lang w:eastAsia="ru-RU"/>
-        </w:rPr>
-      </w:pPr>
     </w:p>
     <w:p>
       <w:pPr>
@@ -812,38 +743,13 @@
     </w:p>
     <w:p>
       <w:pPr>
-        <w:spacing w:after="160" w:line="259" w:lineRule="auto"/>
-        <w:ind w:firstLine="0"/>
-        <w:jc w:val="left"/>
-        <w:rPr>
-          <w:rFonts w:eastAsia="Times New Roman" w:cs="Times New Roman"/>
-          <w:bCs/>
-          <w:szCs w:val="28"/>
-          <w:lang w:eastAsia="ru-RU"/>
-        </w:rPr>
-      </w:pPr>
-    </w:p>
-    <w:p>
-      <w:pPr>
-        <w:spacing w:after="160" w:line="259" w:lineRule="auto"/>
-        <w:ind w:firstLine="0"/>
-        <w:jc w:val="left"/>
-        <w:rPr>
-          <w:rFonts w:eastAsia="Times New Roman" w:cs="Times New Roman"/>
-          <w:bCs/>
-          <w:szCs w:val="28"/>
-          <w:lang w:eastAsia="ru-RU"/>
-        </w:rPr>
-      </w:pPr>
-    </w:p>
-    <w:p>
-      <w:pPr>
-        <w:ind w:firstLine="0"/>
+        <w:spacing w:line="480" w:lineRule="auto"/>
+        <w:ind w:firstLine="708"/>
         <w:rPr>
           <w:rFonts w:eastAsia="Times New Roman" w:cs="Times New Roman"/>
           <w:b/>
           <w:szCs w:val="28"/>
-          <w:lang w:eastAsia="ru-RU"/>
+          <w:lang w:val="en-US" w:eastAsia="ru-RU"/>
         </w:rPr>
       </w:pPr>
       <w:r>
@@ -853,13 +759,13 @@
           <w:szCs w:val="28"/>
           <w:lang w:eastAsia="ru-RU"/>
         </w:rPr>
-        <w:lastRenderedPageBreak/>
-        <w:t>Программный код функции формирования данных для отчета</w:t>
+        <w:t>Макет шаблона отчета</w:t>
       </w:r>
     </w:p>
     <w:p>
       <w:pPr>
         <w:ind w:firstLine="0"/>
+        <w:jc w:val="center"/>
         <w:rPr>
           <w:rFonts w:eastAsia="Times New Roman" w:cs="Times New Roman"/>
           <w:b/>
@@ -867,26 +773,14 @@
           <w:lang w:eastAsia="ru-RU"/>
         </w:rPr>
       </w:pPr>
-    </w:p>
-    <w:p>
-      <w:pPr>
-        <w:ind w:firstLine="0"/>
-        <w:jc w:val="center"/>
-        <w:rPr>
-          <w:rFonts w:eastAsia="Times New Roman" w:cs="Times New Roman"/>
-          <w:b/>
-          <w:szCs w:val="28"/>
-          <w:lang w:eastAsia="ru-RU"/>
-        </w:rPr>
-      </w:pPr>
       <w:r>
         <w:rPr>
           <w:noProof/>
         </w:rPr>
         <w:drawing>
-          <wp:inline distT="0" distB="0" distL="0" distR="0" wp14:anchorId="6017D96A" wp14:editId="62E25A87">
-            <wp:extent cx="5760085" cy="3132455"/>
-            <wp:effectExtent l="0" t="0" r="0" b="0"/>
+          <wp:inline distT="0" distB="0" distL="0" distR="0" wp14:anchorId="6017D96A" wp14:editId="1426C84A">
+            <wp:extent cx="4922022" cy="2676698"/>
+            <wp:effectExtent l="0" t="0" r="0" b="9525"/>
             <wp:docPr id="1" name="Рисунок 1"/>
             <wp:cNvGraphicFramePr>
               <a:graphicFrameLocks xmlns:a="http://schemas.openxmlformats.org/drawingml/2006/main" noChangeAspect="1"/>
@@ -907,7 +801,7 @@
                   <pic:spPr>
                     <a:xfrm>
                       <a:off x="0" y="0"/>
-                      <a:ext cx="5760085" cy="3132455"/>
+                      <a:ext cx="4968226" cy="2701825"/>
                     </a:xfrm>
                     <a:prstGeom prst="rect">
                       <a:avLst/>
